--- a/t24_s5.docx
+++ b/t24_s5.docx
@@ -3,2168 +3,998 @@
 <w:document xmlns:wpc="http://schemas.microsoft.com/office/word/2010/wordprocessingCanvas" xmlns:mo="http://schemas.microsoft.com/office/mac/office/2008/main" xmlns:mc="http://schemas.openxmlformats.org/markup-compatibility/2006" xmlns:mv="urn:schemas-microsoft-com:mac:vml" xmlns:o="urn:schemas-microsoft-com:office:office" xmlns:r="http://schemas.openxmlformats.org/officeDocument/2006/relationships" xmlns:m="http://schemas.openxmlformats.org/officeDocument/2006/math" xmlns:v="urn:schemas-microsoft-com:vml" xmlns:wp14="http://schemas.microsoft.com/office/word/2010/wordprocessingDrawing" xmlns:wp="http://schemas.openxmlformats.org/drawingml/2006/wordprocessingDrawing" xmlns:w10="urn:schemas-microsoft-com:office:word" xmlns:w="http://schemas.openxmlformats.org/wordprocessingml/2006/main" xmlns:w14="http://schemas.microsoft.com/office/word/2010/wordml" xmlns:wpg="http://schemas.microsoft.com/office/word/2010/wordprocessingGroup" xmlns:wpi="http://schemas.microsoft.com/office/word/2010/wordprocessingInk" xmlns:wne="http://schemas.microsoft.com/office/word/2006/wordml" xmlns:wps="http://schemas.microsoft.com/office/word/2010/wordprocessingShape" mc:Ignorable="w14 wp14">
   <w:body>
     <w:p>
-      <w:pPr>
-        <w:spacing w:after="20" w:before="120"/>
-      </w:pPr>
       <w:r>
-        <w:rPr>
-          <w:b/>
-          <w:sz w:val="22"/>
-        </w:rPr>
-        <w:t>Question: Which number will come next: 5, 10, 20, 40, ?</w:t>
+        <w:t xml:space="preserve">Question: A shopkeeper marks an article at ₹1,200 and gives a discount of 15%. The selling price is:</w:t>
       </w:r>
     </w:p>
     <w:p>
-      <w:pPr>
-        <w:spacing w:after="0" w:before="0"/>
-      </w:pPr>
       <w:r>
-        <w:rPr>
-          <w:b w:val="0"/>
-          <w:sz w:val="22"/>
-        </w:rPr>
-        <w:t>(a) 120</w:t>
+        <w:t xml:space="preserve">(a) ₹1,000</w:t>
       </w:r>
     </w:p>
     <w:p>
-      <w:pPr>
-        <w:spacing w:after="0" w:before="0"/>
-      </w:pPr>
       <w:r>
-        <w:rPr>
-          <w:b w:val="0"/>
-          <w:sz w:val="22"/>
-        </w:rPr>
-        <w:t>(b) 80</w:t>
+        <w:t xml:space="preserve">(b) ₹1,020</w:t>
       </w:r>
     </w:p>
     <w:p>
-      <w:pPr>
-        <w:spacing w:after="0" w:before="0"/>
-      </w:pPr>
       <w:r>
-        <w:rPr>
-          <w:b w:val="0"/>
-          <w:sz w:val="22"/>
-        </w:rPr>
-        <w:t>(c) 60</w:t>
+        <w:t xml:space="preserve">(c) ₹1,040</w:t>
       </w:r>
     </w:p>
     <w:p>
-      <w:pPr>
-        <w:spacing w:after="0" w:before="0"/>
-      </w:pPr>
       <w:r>
-        <w:rPr>
-          <w:b w:val="0"/>
-          <w:sz w:val="22"/>
-        </w:rPr>
-        <w:t>(d) 100</w:t>
+        <w:t xml:space="preserve">(d) ₹1,080</w:t>
       </w:r>
     </w:p>
     <w:p>
-      <w:pPr>
-        <w:spacing w:after="0" w:before="40"/>
-      </w:pPr>
       <w:r>
-        <w:rPr>
-          <w:b/>
-          <w:sz w:val="22"/>
-        </w:rPr>
-        <w:t>Answer: b</w:t>
+        <w:t xml:space="preserve">Answer: b</w:t>
       </w:r>
     </w:p>
     <w:p>
-      <w:pPr>
-        <w:spacing w:after="0" w:before="0"/>
-      </w:pPr>
       <w:r>
-        <w:rPr>
-          <w:b w:val="0"/>
-          <w:sz w:val="21"/>
-        </w:rPr>
-        <w:t>Solution: Each term doubles: 40 × 2 = 80.</w:t>
+        <w:t xml:space="preserve">Solution: Discount = 15% of 1,200 = ₹180. Selling price = 1,200 − 180 = ₹1,020.</w:t>
       </w:r>
     </w:p>
     <w:p>
-      <w:pPr>
-        <w:spacing w:after="0" w:before="0"/>
-      </w:pPr>
       <w:r>
-        <w:rPr>
-          <w:b w:val="0"/>
-          <w:sz w:val="20"/>
-        </w:rPr>
-        <w:t>Positive Marks: 1</w:t>
+        <w:t xml:space="preserve">Positive Marks: 1</w:t>
       </w:r>
     </w:p>
     <w:p>
-      <w:pPr>
-        <w:spacing w:after="160" w:before="0"/>
-      </w:pPr>
       <w:r>
-        <w:rPr>
-          <w:b w:val="0"/>
-          <w:sz w:val="20"/>
-        </w:rPr>
-        <w:t>Negative Marks: 0.25</w:t>
+        <w:t xml:space="preserve">Negative Marks: 0.25</w:t>
       </w:r>
     </w:p>
     <w:p>
-      <w:pPr>
-        <w:spacing w:after="20" w:before="120"/>
-      </w:pPr>
       <w:r>
-        <w:rPr>
-          <w:b/>
-          <w:sz w:val="22"/>
-        </w:rPr>
-        <w:t>Question: Amit is the brother of Sunita, and Sunita is the daughter of Ramesh. How is Amit related to Ramesh?</w:t>
+        <w:t xml:space="preserve"/>
       </w:r>
     </w:p>
     <w:p>
-      <w:pPr>
-        <w:spacing w:after="0" w:before="0"/>
-      </w:pPr>
       <w:r>
-        <w:rPr>
-          <w:b w:val="0"/>
-          <w:sz w:val="22"/>
-        </w:rPr>
-        <w:t>(a) Son</w:t>
+        <w:t xml:space="preserve">Question: Which of the following is a type of memory?</w:t>
       </w:r>
     </w:p>
     <w:p>
-      <w:pPr>
-        <w:spacing w:after="0" w:before="0"/>
-      </w:pPr>
       <w:r>
-        <w:rPr>
-          <w:b w:val="0"/>
-          <w:sz w:val="22"/>
-        </w:rPr>
-        <w:t>(b) Brother</w:t>
+        <w:t xml:space="preserve">(a) ROM</w:t>
       </w:r>
     </w:p>
     <w:p>
-      <w:pPr>
-        <w:spacing w:after="0" w:before="0"/>
-      </w:pPr>
       <w:r>
-        <w:rPr>
-          <w:b w:val="0"/>
-          <w:sz w:val="22"/>
-        </w:rPr>
-        <w:t>(c) Nephew</w:t>
+        <w:t xml:space="preserve">(b) CPU</w:t>
       </w:r>
     </w:p>
     <w:p>
-      <w:pPr>
-        <w:spacing w:after="0" w:before="0"/>
-      </w:pPr>
       <w:r>
-        <w:rPr>
-          <w:b w:val="0"/>
-          <w:sz w:val="22"/>
-        </w:rPr>
-        <w:t>(d) Cousin</w:t>
+        <w:t xml:space="preserve">(c) Monitor</w:t>
       </w:r>
     </w:p>
     <w:p>
-      <w:pPr>
-        <w:spacing w:after="0" w:before="40"/>
-      </w:pPr>
       <w:r>
-        <w:rPr>
-          <w:b/>
-          <w:sz w:val="22"/>
-        </w:rPr>
-        <w:t>Answer: a</w:t>
+        <w:t xml:space="preserve">(d) Printer</w:t>
       </w:r>
     </w:p>
     <w:p>
-      <w:pPr>
-        <w:spacing w:after="0" w:before="0"/>
-      </w:pPr>
       <w:r>
-        <w:rPr>
-          <w:b w:val="0"/>
-          <w:sz w:val="21"/>
-        </w:rPr>
-        <w:t>Solution: Amit and Sunita are siblings; Sunita's father Ramesh is therefore Amit's father - Amit is his son.</w:t>
+        <w:t xml:space="preserve">Answer: a</w:t>
       </w:r>
     </w:p>
     <w:p>
-      <w:pPr>
-        <w:spacing w:after="0" w:before="0"/>
-      </w:pPr>
       <w:r>
-        <w:rPr>
-          <w:b w:val="0"/>
-          <w:sz w:val="20"/>
-        </w:rPr>
-        <w:t>Positive Marks: 1</w:t>
+        <w:t xml:space="preserve">Solution: ROM (read-only memory) is a type of memory. CPU is a processor; monitor and printer are I/O devices.</w:t>
       </w:r>
     </w:p>
     <w:p>
-      <w:pPr>
-        <w:spacing w:after="160" w:before="0"/>
-      </w:pPr>
       <w:r>
-        <w:rPr>
-          <w:b w:val="0"/>
-          <w:sz w:val="20"/>
-        </w:rPr>
-        <w:t>Negative Marks: 0.25</w:t>
+        <w:t xml:space="preserve">Positive Marks: 1</w:t>
       </w:r>
     </w:p>
     <w:p>
-      <w:pPr>
-        <w:spacing w:after="20" w:before="120"/>
-      </w:pPr>
       <w:r>
-        <w:rPr>
-          <w:b/>
-          <w:sz w:val="22"/>
-        </w:rPr>
-        <w:t>Question: The headquarters of NITI Aayog is located in:</w:t>
+        <w:t xml:space="preserve">Negative Marks: 0.25</w:t>
       </w:r>
     </w:p>
     <w:p>
-      <w:pPr>
-        <w:spacing w:after="0" w:before="0"/>
-      </w:pPr>
       <w:r>
-        <w:rPr>
-          <w:b w:val="0"/>
-          <w:sz w:val="22"/>
-        </w:rPr>
-        <w:t>(a) Mumbai</w:t>
+        <w:t xml:space="preserve"/>
       </w:r>
     </w:p>
     <w:p>
-      <w:pPr>
-        <w:spacing w:after="0" w:before="0"/>
-      </w:pPr>
       <w:r>
-        <w:rPr>
-          <w:b w:val="0"/>
-          <w:sz w:val="22"/>
-        </w:rPr>
-        <w:t>(b) Kolkata</w:t>
+        <w:t xml:space="preserve">Question: The "Quit India Movement" was launched in which year?</w:t>
       </w:r>
     </w:p>
     <w:p>
-      <w:pPr>
-        <w:spacing w:after="0" w:before="0"/>
-      </w:pPr>
       <w:r>
-        <w:rPr>
-          <w:b w:val="0"/>
-          <w:sz w:val="22"/>
-        </w:rPr>
-        <w:t>(c) New Delhi</w:t>
+        <w:t xml:space="preserve">(a) 1942</w:t>
       </w:r>
     </w:p>
     <w:p>
-      <w:pPr>
-        <w:spacing w:after="0" w:before="0"/>
-      </w:pPr>
       <w:r>
-        <w:rPr>
-          <w:b w:val="0"/>
-          <w:sz w:val="22"/>
-        </w:rPr>
-        <w:t>(d) Bengaluru</w:t>
+        <w:t xml:space="preserve">(b) 1930</w:t>
       </w:r>
     </w:p>
     <w:p>
-      <w:pPr>
-        <w:spacing w:after="0" w:before="40"/>
-      </w:pPr>
       <w:r>
-        <w:rPr>
-          <w:b/>
-          <w:sz w:val="22"/>
-        </w:rPr>
-        <w:t>Answer: c</w:t>
+        <w:t xml:space="preserve">(c) 1919</w:t>
       </w:r>
     </w:p>
     <w:p>
-      <w:pPr>
-        <w:spacing w:after="0" w:before="0"/>
-      </w:pPr>
       <w:r>
-        <w:rPr>
-          <w:b w:val="0"/>
-          <w:sz w:val="21"/>
-        </w:rPr>
-        <w:t>Solution: NITI Aayog (National Institution for Transforming India), which replaced the Planning Commission in 2015, is headquartered in New Delhi.</w:t>
+        <w:t xml:space="preserve">(d) 1947</w:t>
       </w:r>
     </w:p>
     <w:p>
-      <w:pPr>
-        <w:spacing w:after="0" w:before="0"/>
-      </w:pPr>
       <w:r>
-        <w:rPr>
-          <w:b w:val="0"/>
-          <w:sz w:val="20"/>
-        </w:rPr>
-        <w:t>Positive Marks: 1</w:t>
+        <w:t xml:space="preserve">Answer: a</w:t>
       </w:r>
     </w:p>
     <w:p>
-      <w:pPr>
-        <w:spacing w:after="160" w:before="0"/>
-      </w:pPr>
       <w:r>
-        <w:rPr>
-          <w:b w:val="0"/>
-          <w:sz w:val="20"/>
-        </w:rPr>
-        <w:t>Negative Marks: 0.25</w:t>
+        <w:t xml:space="preserve">Solution: The Quit India Movement (August 1942) — Gandhi's "Do or Die" call — demanded immediate British withdrawal from India.</w:t>
       </w:r>
     </w:p>
     <w:p>
-      <w:pPr>
-        <w:spacing w:after="20" w:before="120"/>
-      </w:pPr>
       <w:r>
-        <w:rPr>
-          <w:b/>
-          <w:sz w:val="22"/>
-        </w:rPr>
-        <w:t>Question: Find the next number in the series: 4, 9, 19, 39, 79, ?</w:t>
+        <w:t xml:space="preserve">Positive Marks: 1</w:t>
       </w:r>
     </w:p>
     <w:p>
-      <w:pPr>
-        <w:spacing w:after="0" w:before="0"/>
-      </w:pPr>
       <w:r>
-        <w:rPr>
-          <w:b w:val="0"/>
-          <w:sz w:val="22"/>
-        </w:rPr>
-        <w:t>(a) 159</w:t>
+        <w:t xml:space="preserve">Negative Marks: 0.25</w:t>
       </w:r>
     </w:p>
     <w:p>
-      <w:pPr>
-        <w:spacing w:after="0" w:before="0"/>
-      </w:pPr>
       <w:r>
-        <w:rPr>
-          <w:b w:val="0"/>
-          <w:sz w:val="22"/>
-        </w:rPr>
-        <w:t>(b) 139</w:t>
+        <w:t xml:space="preserve"/>
       </w:r>
     </w:p>
     <w:p>
-      <w:pPr>
-        <w:spacing w:after="0" w:before="0"/>
-      </w:pPr>
       <w:r>
-        <w:rPr>
-          <w:b w:val="0"/>
-          <w:sz w:val="22"/>
-        </w:rPr>
-        <w:t>(c) 119</w:t>
+        <w:t xml:space="preserve">Question: If 10 men can do a job in 15 days, in how many days will 25 men do the same job?</w:t>
       </w:r>
     </w:p>
     <w:p>
-      <w:pPr>
-        <w:spacing w:after="0" w:before="0"/>
-      </w:pPr>
       <w:r>
-        <w:rPr>
-          <w:b w:val="0"/>
-          <w:sz w:val="22"/>
-        </w:rPr>
-        <w:t>(d) 149</w:t>
+        <w:t xml:space="preserve">(a) 4 days</w:t>
       </w:r>
     </w:p>
     <w:p>
-      <w:pPr>
-        <w:spacing w:after="0" w:before="40"/>
-      </w:pPr>
       <w:r>
-        <w:rPr>
-          <w:b/>
-          <w:sz w:val="22"/>
-        </w:rPr>
-        <w:t>Answer: a</w:t>
+        <w:t xml:space="preserve">(b) 5 days</w:t>
       </w:r>
     </w:p>
     <w:p>
-      <w:pPr>
-        <w:spacing w:after="0" w:before="0"/>
-      </w:pPr>
       <w:r>
-        <w:rPr>
-          <w:b w:val="0"/>
-          <w:sz w:val="21"/>
-        </w:rPr>
-        <w:t>Solution: Each term is doubled plus 1: (79 × 2) + 1 = 159.</w:t>
+        <w:t xml:space="preserve">(c) 6 days</w:t>
       </w:r>
     </w:p>
     <w:p>
-      <w:pPr>
-        <w:spacing w:after="0" w:before="0"/>
-      </w:pPr>
       <w:r>
-        <w:rPr>
-          <w:b w:val="0"/>
-          <w:sz w:val="20"/>
-        </w:rPr>
-        <w:t>Positive Marks: 1</w:t>
+        <w:t xml:space="preserve">(d) 8 days</w:t>
       </w:r>
     </w:p>
     <w:p>
-      <w:pPr>
-        <w:spacing w:after="160" w:before="0"/>
-      </w:pPr>
       <w:r>
-        <w:rPr>
-          <w:b w:val="0"/>
-          <w:sz w:val="20"/>
-        </w:rPr>
-        <w:t>Negative Marks: 0.25</w:t>
+        <w:t xml:space="preserve">Answer: c</w:t>
       </w:r>
     </w:p>
     <w:p>
-      <w:pPr>
-        <w:spacing w:after="20" w:before="120"/>
-      </w:pPr>
       <w:r>
-        <w:rPr>
-          <w:b/>
-          <w:sz w:val="22"/>
-        </w:rPr>
-        <w:t>Question: Who was the first woman President of the Indian National Congress?</w:t>
+        <w:t xml:space="preserve">Solution: 10 × 15 = 25 × Days → Days = 150 ÷ 25 = 6 days.</w:t>
       </w:r>
     </w:p>
     <w:p>
-      <w:pPr>
-        <w:spacing w:after="0" w:before="0"/>
-      </w:pPr>
       <w:r>
-        <w:rPr>
-          <w:b w:val="0"/>
-          <w:sz w:val="22"/>
-        </w:rPr>
-        <w:t>(a) Annie Besant</w:t>
+        <w:t xml:space="preserve">Positive Marks: 1</w:t>
       </w:r>
     </w:p>
     <w:p>
-      <w:pPr>
-        <w:spacing w:after="0" w:before="0"/>
-      </w:pPr>
       <w:r>
-        <w:rPr>
-          <w:b w:val="0"/>
-          <w:sz w:val="22"/>
-        </w:rPr>
-        <w:t>(b) Sarojini Naidu</w:t>
+        <w:t xml:space="preserve">Negative Marks: 0.25</w:t>
       </w:r>
     </w:p>
     <w:p>
-      <w:pPr>
-        <w:spacing w:after="0" w:before="0"/>
-      </w:pPr>
       <w:r>
-        <w:rPr>
-          <w:b w:val="0"/>
-          <w:sz w:val="22"/>
-        </w:rPr>
-        <w:t>(c) Vijaya Lakshmi Pandit</w:t>
+        <w:t xml:space="preserve"/>
       </w:r>
     </w:p>
     <w:p>
-      <w:pPr>
-        <w:spacing w:after="0" w:before="0"/>
-      </w:pPr>
       <w:r>
-        <w:rPr>
-          <w:b w:val="0"/>
-          <w:sz w:val="22"/>
-        </w:rPr>
-        <w:t>(d) Aruna Asaf Ali</w:t>
+        <w:t xml:space="preserve">Question: The "browser cache" stores:</w:t>
       </w:r>
     </w:p>
     <w:p>
-      <w:pPr>
-        <w:spacing w:after="0" w:before="40"/>
-      </w:pPr>
       <w:r>
-        <w:rPr>
-          <w:b/>
-          <w:sz w:val="22"/>
-        </w:rPr>
-        <w:t>Answer: a</w:t>
+        <w:t xml:space="preserve">(a) Copies of web pages for faster loading</w:t>
       </w:r>
     </w:p>
     <w:p>
-      <w:pPr>
-        <w:spacing w:after="0" w:before="0"/>
-      </w:pPr>
       <w:r>
-        <w:rPr>
-          <w:b w:val="0"/>
-          <w:sz w:val="21"/>
-        </w:rPr>
-        <w:t>Solution: Annie Besant became the first woman President of the INC in 1917; Sarojini Naidu was the first Indian woman president.</w:t>
+        <w:t xml:space="preserve">(b) Passwords only</w:t>
       </w:r>
     </w:p>
     <w:p>
-      <w:pPr>
-        <w:spacing w:after="0" w:before="0"/>
-      </w:pPr>
       <w:r>
-        <w:rPr>
-          <w:b w:val="0"/>
-          <w:sz w:val="20"/>
-        </w:rPr>
-        <w:t>Positive Marks: 1</w:t>
+        <w:t xml:space="preserve">(c) System files</w:t>
       </w:r>
     </w:p>
     <w:p>
-      <w:pPr>
-        <w:spacing w:after="160" w:before="0"/>
-      </w:pPr>
       <w:r>
-        <w:rPr>
-          <w:b w:val="0"/>
-          <w:sz w:val="20"/>
-        </w:rPr>
-        <w:t>Negative Marks: 0.25</w:t>
+        <w:t xml:space="preserve">(d) Print jobs</w:t>
       </w:r>
     </w:p>
     <w:p>
-      <w:pPr>
-        <w:spacing w:after="20" w:before="120"/>
-      </w:pPr>
       <w:r>
-        <w:rPr>
-          <w:b/>
-          <w:sz w:val="22"/>
-        </w:rPr>
-        <w:t>Question: The first woman President of India was:</w:t>
+        <w:t xml:space="preserve">Answer: a</w:t>
       </w:r>
     </w:p>
     <w:p>
-      <w:pPr>
-        <w:spacing w:after="0" w:before="0"/>
-      </w:pPr>
       <w:r>
-        <w:rPr>
-          <w:b w:val="0"/>
-          <w:sz w:val="22"/>
-        </w:rPr>
-        <w:t>(a) Droupadi Murmu</w:t>
+        <w:t xml:space="preserve">Solution: The browser cache stores copies of recently viewed web content — speeding up subsequent loads. It can be cleared to free space.</w:t>
       </w:r>
     </w:p>
     <w:p>
-      <w:pPr>
-        <w:spacing w:after="0" w:before="0"/>
-      </w:pPr>
       <w:r>
-        <w:rPr>
-          <w:b w:val="0"/>
-          <w:sz w:val="22"/>
-        </w:rPr>
-        <w:t>(b) Sarojini Naidu</w:t>
+        <w:t xml:space="preserve">Positive Marks: 1</w:t>
       </w:r>
     </w:p>
     <w:p>
-      <w:pPr>
-        <w:spacing w:after="0" w:before="0"/>
-      </w:pPr>
       <w:r>
-        <w:rPr>
-          <w:b w:val="0"/>
-          <w:sz w:val="22"/>
-        </w:rPr>
-        <w:t>(c) Indira Gandhi</w:t>
+        <w:t xml:space="preserve">Negative Marks: 0.25</w:t>
       </w:r>
     </w:p>
     <w:p>
-      <w:pPr>
-        <w:spacing w:after="0" w:before="0"/>
-      </w:pPr>
       <w:r>
-        <w:rPr>
-          <w:b w:val="0"/>
-          <w:sz w:val="22"/>
-        </w:rPr>
-        <w:t>(d) Pratibha Patil</w:t>
+        <w:t xml:space="preserve"/>
       </w:r>
     </w:p>
     <w:p>
-      <w:pPr>
-        <w:spacing w:after="0" w:before="40"/>
-      </w:pPr>
       <w:r>
-        <w:rPr>
-          <w:b/>
-          <w:sz w:val="22"/>
-        </w:rPr>
-        <w:t>Answer: d</w:t>
+        <w:t xml:space="preserve">Question: The "Mysore Palace" is located in:</w:t>
       </w:r>
     </w:p>
     <w:p>
-      <w:pPr>
-        <w:spacing w:after="0" w:before="0"/>
-      </w:pPr>
       <w:r>
-        <w:rPr>
-          <w:b w:val="0"/>
-          <w:sz w:val="21"/>
-        </w:rPr>
-        <w:t>Solution: Pratibha Patil was the first woman President of India (2007-2012); Droupadi Murmu is the first tribal woman President.</w:t>
+        <w:t xml:space="preserve">(a) Karnataka</w:t>
       </w:r>
     </w:p>
     <w:p>
-      <w:pPr>
-        <w:spacing w:after="0" w:before="0"/>
-      </w:pPr>
       <w:r>
-        <w:rPr>
-          <w:b w:val="0"/>
-          <w:sz w:val="20"/>
-        </w:rPr>
-        <w:t>Positive Marks: 1</w:t>
+        <w:t xml:space="preserve">(b) Tamil Nadu</w:t>
       </w:r>
     </w:p>
     <w:p>
-      <w:pPr>
-        <w:spacing w:after="160" w:before="0"/>
-      </w:pPr>
       <w:r>
-        <w:rPr>
-          <w:b w:val="0"/>
-          <w:sz w:val="20"/>
-        </w:rPr>
-        <w:t>Negative Marks: 0.25</w:t>
+        <w:t xml:space="preserve">(c) Kerala</w:t>
       </w:r>
     </w:p>
     <w:p>
-      <w:pPr>
-        <w:spacing w:after="20" w:before="120"/>
-      </w:pPr>
       <w:r>
-        <w:rPr>
-          <w:b/>
-          <w:sz w:val="22"/>
-        </w:rPr>
-        <w:t>Question: International Nurses Day is celebrated on the birthday of:</w:t>
+        <w:t xml:space="preserve">(d) Andhra Pradesh</w:t>
       </w:r>
     </w:p>
     <w:p>
-      <w:pPr>
-        <w:spacing w:after="0" w:before="0"/>
-      </w:pPr>
       <w:r>
-        <w:rPr>
-          <w:b w:val="0"/>
-          <w:sz w:val="22"/>
-        </w:rPr>
-        <w:t>(a) Mary Seacole</w:t>
+        <w:t xml:space="preserve">Answer: a</w:t>
       </w:r>
     </w:p>
     <w:p>
-      <w:pPr>
-        <w:spacing w:after="0" w:before="0"/>
-      </w:pPr>
       <w:r>
-        <w:rPr>
-          <w:b w:val="0"/>
-          <w:sz w:val="22"/>
-        </w:rPr>
-        <w:t>(b) Clara Barton</w:t>
+        <w:t xml:space="preserve">Solution: The Mysore Palace — the official residence of the Wadiyar dynasty — is a landmark in Mysuru, Karnataka, and one of India's most visited monuments.</w:t>
       </w:r>
     </w:p>
     <w:p>
-      <w:pPr>
-        <w:spacing w:after="0" w:before="0"/>
-      </w:pPr>
       <w:r>
-        <w:rPr>
-          <w:b w:val="0"/>
-          <w:sz w:val="22"/>
-        </w:rPr>
-        <w:t>(c) Mother Teresa</w:t>
+        <w:t xml:space="preserve">Positive Marks: 1</w:t>
       </w:r>
     </w:p>
     <w:p>
-      <w:pPr>
-        <w:spacing w:after="0" w:before="0"/>
-      </w:pPr>
       <w:r>
-        <w:rPr>
-          <w:b w:val="0"/>
-          <w:sz w:val="22"/>
-        </w:rPr>
-        <w:t>(d) Florence Nightingale</w:t>
+        <w:t xml:space="preserve">Negative Marks: 0.25</w:t>
       </w:r>
     </w:p>
     <w:p>
-      <w:pPr>
-        <w:spacing w:after="0" w:before="40"/>
-      </w:pPr>
       <w:r>
-        <w:rPr>
-          <w:b/>
-          <w:sz w:val="22"/>
-        </w:rPr>
-        <w:t>Answer: d</w:t>
+        <w:t xml:space="preserve"/>
       </w:r>
     </w:p>
     <w:p>
-      <w:pPr>
-        <w:spacing w:after="0" w:before="0"/>
-      </w:pPr>
       <w:r>
-        <w:rPr>
-          <w:b w:val="0"/>
-          <w:sz w:val="21"/>
-        </w:rPr>
-        <w:t>Solution: International Nurses Day (12 May) is celebrated on the birth anniversary of Florence Nightingale, the founder of modern nursing.</w:t>
+        <w:t xml:space="preserve">Question: The value of 5 × (12 − 4) ÷ 2 is:</w:t>
       </w:r>
     </w:p>
     <w:p>
-      <w:pPr>
-        <w:spacing w:after="0" w:before="0"/>
-      </w:pPr>
       <w:r>
-        <w:rPr>
-          <w:b w:val="0"/>
-          <w:sz w:val="20"/>
-        </w:rPr>
-        <w:t>Positive Marks: 1</w:t>
+        <w:t xml:space="preserve">(a) 16</w:t>
       </w:r>
     </w:p>
     <w:p>
-      <w:pPr>
-        <w:spacing w:after="160" w:before="0"/>
-      </w:pPr>
       <w:r>
-        <w:rPr>
-          <w:b w:val="0"/>
-          <w:sz w:val="20"/>
-        </w:rPr>
-        <w:t>Negative Marks: 0.25</w:t>
+        <w:t xml:space="preserve">(b) 18</w:t>
       </w:r>
     </w:p>
     <w:p>
-      <w:pPr>
-        <w:spacing w:after="20" w:before="120"/>
-      </w:pPr>
       <w:r>
-        <w:rPr>
-          <w:b/>
-          <w:sz w:val="22"/>
-        </w:rPr>
-        <w:t>Question: On the evening time in sunlight face to face the A and D where standing. The A person shadown in D right side. Then in which direction does the D standing?</w:t>
+        <w:t xml:space="preserve">(c) 20</w:t>
       </w:r>
     </w:p>
     <w:p>
-      <w:pPr>
-        <w:spacing w:after="0" w:before="0"/>
-      </w:pPr>
       <w:r>
-        <w:rPr>
-          <w:b w:val="0"/>
-          <w:sz w:val="22"/>
-        </w:rPr>
-        <w:t>(a) West side</w:t>
+        <w:t xml:space="preserve">(d) 24</w:t>
       </w:r>
     </w:p>
     <w:p>
-      <w:pPr>
-        <w:spacing w:after="0" w:before="0"/>
-      </w:pPr>
       <w:r>
-        <w:rPr>
-          <w:b w:val="0"/>
-          <w:sz w:val="22"/>
-        </w:rPr>
-        <w:t>(b) East side</w:t>
+        <w:t xml:space="preserve">Answer: c</w:t>
       </w:r>
     </w:p>
     <w:p>
-      <w:pPr>
-        <w:spacing w:after="0" w:before="0"/>
-      </w:pPr>
       <w:r>
-        <w:rPr>
-          <w:b w:val="0"/>
-          <w:sz w:val="22"/>
-        </w:rPr>
-        <w:t>(c) North side</w:t>
+        <w:t xml:space="preserve">Solution: 12 − 4 = 8; 5 × 8 = 40; 40 ÷ 2 = 20.</w:t>
       </w:r>
     </w:p>
     <w:p>
-      <w:pPr>
-        <w:spacing w:after="0" w:before="0"/>
-      </w:pPr>
       <w:r>
-        <w:rPr>
-          <w:b w:val="0"/>
-          <w:sz w:val="22"/>
-        </w:rPr>
-        <w:t>(d) South side</w:t>
+        <w:t xml:space="preserve">Positive Marks: 1</w:t>
       </w:r>
     </w:p>
     <w:p>
-      <w:pPr>
-        <w:spacing w:after="0" w:before="40"/>
-      </w:pPr>
       <w:r>
-        <w:rPr>
-          <w:b/>
-          <w:sz w:val="22"/>
-        </w:rPr>
-        <w:t>Answer: c</w:t>
+        <w:t xml:space="preserve">Negative Marks: 0.25</w:t>
       </w:r>
     </w:p>
     <w:p>
-      <w:pPr>
-        <w:spacing w:after="0" w:before="0"/>
-      </w:pPr>
       <w:r>
-        <w:rPr>
-          <w:b w:val="0"/>
-          <w:sz w:val="21"/>
-        </w:rPr>
-        <w:t>Solution: In the evening the sun is in the west, so shadows fall to the east. If A's shadow falls to D's right, east is on D's right, hence D faces North.</w:t>
+        <w:t xml:space="preserve"/>
       </w:r>
     </w:p>
     <w:p>
-      <w:pPr>
-        <w:spacing w:after="0" w:before="0"/>
-      </w:pPr>
       <w:r>
-        <w:rPr>
-          <w:b w:val="0"/>
-          <w:sz w:val="20"/>
-        </w:rPr>
-        <w:t>Positive Marks: 1</w:t>
+        <w:t xml:space="preserve">Question: In MS Word, which shortcut opens a new document?</w:t>
       </w:r>
     </w:p>
     <w:p>
-      <w:pPr>
-        <w:spacing w:after="160" w:before="0"/>
-      </w:pPr>
       <w:r>
-        <w:rPr>
-          <w:b w:val="0"/>
-          <w:sz w:val="20"/>
-        </w:rPr>
-        <w:t>Negative Marks: 0.25</w:t>
+        <w:t xml:space="preserve">(a) Ctrl + N</w:t>
       </w:r>
     </w:p>
     <w:p>
-      <w:pPr>
-        <w:spacing w:after="20" w:before="120"/>
-      </w:pPr>
       <w:r>
-        <w:rPr>
-          <w:b/>
-          <w:sz w:val="22"/>
-        </w:rPr>
-        <w:t>Question: An online seller lists a bag at Rs 2000 with a 20% discount, and then offers an additional 10% discount at checkout. What is the final selling price?</w:t>
+        <w:t xml:space="preserve">(b) Ctrl + O</w:t>
       </w:r>
     </w:p>
     <w:p>
-      <w:pPr>
-        <w:spacing w:after="0" w:before="0"/>
-      </w:pPr>
       <w:r>
-        <w:rPr>
-          <w:b w:val="0"/>
-          <w:sz w:val="22"/>
-        </w:rPr>
-        <w:t>(a) Rs 1200</w:t>
+        <w:t xml:space="preserve">(c) Ctrl + S</w:t>
       </w:r>
     </w:p>
     <w:p>
-      <w:pPr>
-        <w:spacing w:after="0" w:before="0"/>
-      </w:pPr>
       <w:r>
-        <w:rPr>
-          <w:b w:val="0"/>
-          <w:sz w:val="22"/>
-        </w:rPr>
-        <w:t>(b) Rs 1440</w:t>
+        <w:t xml:space="preserve">(d) Ctrl + P</w:t>
       </w:r>
     </w:p>
     <w:p>
-      <w:pPr>
-        <w:spacing w:after="0" w:before="0"/>
-      </w:pPr>
       <w:r>
-        <w:rPr>
-          <w:b w:val="0"/>
-          <w:sz w:val="22"/>
-        </w:rPr>
-        <w:t>(c) Rs 1600</w:t>
+        <w:t xml:space="preserve">Answer: a</w:t>
       </w:r>
     </w:p>
     <w:p>
-      <w:pPr>
-        <w:spacing w:after="0" w:before="0"/>
-      </w:pPr>
       <w:r>
-        <w:rPr>
-          <w:b w:val="0"/>
-          <w:sz w:val="22"/>
-        </w:rPr>
-        <w:t>(d) Rs 1320</w:t>
+        <w:t xml:space="preserve">Solution: Ctrl + N creates a new document; Ctrl + O opens, Ctrl + S saves, and Ctrl + P prints.</w:t>
       </w:r>
     </w:p>
     <w:p>
-      <w:pPr>
-        <w:spacing w:after="0" w:before="40"/>
-      </w:pPr>
       <w:r>
-        <w:rPr>
-          <w:b/>
-          <w:sz w:val="22"/>
-        </w:rPr>
-        <w:t>Answer: b</w:t>
+        <w:t xml:space="preserve">Positive Marks: 1</w:t>
       </w:r>
     </w:p>
     <w:p>
-      <w:pPr>
-        <w:spacing w:after="0" w:before="0"/>
-      </w:pPr>
       <w:r>
-        <w:rPr>
-          <w:b w:val="0"/>
-          <w:sz w:val="21"/>
-        </w:rPr>
-        <w:t>Solution: After the first 20% discount the price is Rs 1600; after a further 10% discount: 1600 × 0.9 = Rs 1440.</w:t>
+        <w:t xml:space="preserve">Negative Marks: 0.25</w:t>
       </w:r>
     </w:p>
     <w:p>
-      <w:pPr>
-        <w:spacing w:after="0" w:before="0"/>
-      </w:pPr>
       <w:r>
-        <w:rPr>
-          <w:b w:val="0"/>
-          <w:sz w:val="20"/>
-        </w:rPr>
-        <w:t>Positive Marks: 1</w:t>
+        <w:t xml:space="preserve"/>
       </w:r>
     </w:p>
     <w:p>
-      <w:pPr>
-        <w:spacing w:after="160" w:before="0"/>
-      </w:pPr>
       <w:r>
-        <w:rPr>
-          <w:b w:val="0"/>
-          <w:sz w:val="20"/>
-        </w:rPr>
-        <w:t>Negative Marks: 0.25</w:t>
+        <w:t xml:space="preserve">Question: The "Brahmaputra" river enters Bangladesh as which river?</w:t>
       </w:r>
     </w:p>
     <w:p>
-      <w:pPr>
-        <w:spacing w:after="20" w:before="120"/>
-      </w:pPr>
       <w:r>
-        <w:rPr>
-          <w:b/>
-          <w:sz w:val="22"/>
-        </w:rPr>
-        <w:t>Question: The capital of Australia is:</w:t>
+        <w:t xml:space="preserve">(a) Jamuna</w:t>
       </w:r>
     </w:p>
     <w:p>
-      <w:pPr>
-        <w:spacing w:after="0" w:before="0"/>
-      </w:pPr>
       <w:r>
-        <w:rPr>
-          <w:b w:val="0"/>
-          <w:sz w:val="22"/>
-        </w:rPr>
-        <w:t>(a) Sydney</w:t>
+        <w:t xml:space="preserve">(b) Padma</w:t>
       </w:r>
     </w:p>
     <w:p>
-      <w:pPr>
-        <w:spacing w:after="0" w:before="0"/>
-      </w:pPr>
       <w:r>
-        <w:rPr>
-          <w:b w:val="0"/>
-          <w:sz w:val="22"/>
-        </w:rPr>
-        <w:t>(b) Perth</w:t>
+        <w:t xml:space="preserve">(c) Meghna</w:t>
       </w:r>
     </w:p>
     <w:p>
-      <w:pPr>
-        <w:spacing w:after="0" w:before="0"/>
-      </w:pPr>
       <w:r>
-        <w:rPr>
-          <w:b w:val="0"/>
-          <w:sz w:val="22"/>
-        </w:rPr>
-        <w:t>(c) Canberra</w:t>
+        <w:t xml:space="preserve">(d) Ganga</w:t>
       </w:r>
     </w:p>
     <w:p>
-      <w:pPr>
-        <w:spacing w:after="0" w:before="0"/>
-      </w:pPr>
       <w:r>
-        <w:rPr>
-          <w:b w:val="0"/>
-          <w:sz w:val="22"/>
-        </w:rPr>
-        <w:t>(d) Melbourne</w:t>
+        <w:t xml:space="preserve">Answer: a</w:t>
       </w:r>
     </w:p>
     <w:p>
-      <w:pPr>
-        <w:spacing w:after="0" w:before="40"/>
-      </w:pPr>
       <w:r>
-        <w:rPr>
-          <w:b/>
-          <w:sz w:val="22"/>
-        </w:rPr>
-        <w:t>Answer: c</w:t>
+        <w:t xml:space="preserve">Solution: The Brahmaputra enters Bangladesh as the Jamuna, which later joins the Ganga (Padma) and Meghna before reaching the sea.</w:t>
       </w:r>
     </w:p>
     <w:p>
-      <w:pPr>
-        <w:spacing w:after="0" w:before="0"/>
-      </w:pPr>
       <w:r>
-        <w:rPr>
-          <w:b w:val="0"/>
-          <w:sz w:val="21"/>
-        </w:rPr>
-        <w:t>Solution: Canberra is the capital of Australia; Sydney and Melbourne are the largest cities.</w:t>
+        <w:t xml:space="preserve">Positive Marks: 1</w:t>
       </w:r>
     </w:p>
     <w:p>
-      <w:pPr>
-        <w:spacing w:after="0" w:before="0"/>
-      </w:pPr>
       <w:r>
-        <w:rPr>
-          <w:b w:val="0"/>
-          <w:sz w:val="20"/>
-        </w:rPr>
-        <w:t>Positive Marks: 1</w:t>
+        <w:t xml:space="preserve">Negative Marks: 0.25</w:t>
       </w:r>
     </w:p>
     <w:p>
-      <w:pPr>
-        <w:spacing w:after="160" w:before="0"/>
-      </w:pPr>
       <w:r>
-        <w:rPr>
-          <w:b w:val="0"/>
-          <w:sz w:val="20"/>
-        </w:rPr>
-        <w:t>Negative Marks: 0.25</w:t>
+        <w:t xml:space="preserve"/>
       </w:r>
     </w:p>
     <w:p>
-      <w:pPr>
-        <w:spacing w:after="20" w:before="120"/>
-      </w:pPr>
       <w:r>
-        <w:rPr>
-          <w:b/>
-          <w:sz w:val="22"/>
-        </w:rPr>
-        <w:t>Question: In a queue, A is 5th from the front and B is 6th from the back, with 4 people between them. How many people are in the queue?</w:t>
+        <w:t xml:space="preserve">Question: Find the next number: 10, 14, 18, 22, 26, ?</w:t>
       </w:r>
     </w:p>
     <w:p>
-      <w:pPr>
-        <w:spacing w:after="0" w:before="0"/>
-      </w:pPr>
       <w:r>
-        <w:rPr>
-          <w:b w:val="0"/>
-          <w:sz w:val="22"/>
-        </w:rPr>
-        <w:t>(a) 13</w:t>
+        <w:t xml:space="preserve">(a) 28</w:t>
       </w:r>
     </w:p>
     <w:p>
-      <w:pPr>
-        <w:spacing w:after="0" w:before="0"/>
-      </w:pPr>
       <w:r>
-        <w:rPr>
-          <w:b w:val="0"/>
-          <w:sz w:val="22"/>
-        </w:rPr>
-        <w:t>(b) 15</w:t>
+        <w:t xml:space="preserve">(b) 30</w:t>
       </w:r>
     </w:p>
     <w:p>
-      <w:pPr>
-        <w:spacing w:after="0" w:before="0"/>
-      </w:pPr>
       <w:r>
-        <w:rPr>
-          <w:b w:val="0"/>
-          <w:sz w:val="22"/>
-        </w:rPr>
-        <w:t>(c) 16</w:t>
+        <w:t xml:space="preserve">(c) 32</w:t>
       </w:r>
     </w:p>
     <w:p>
-      <w:pPr>
-        <w:spacing w:after="0" w:before="0"/>
-      </w:pPr>
       <w:r>
-        <w:rPr>
-          <w:b w:val="0"/>
-          <w:sz w:val="22"/>
-        </w:rPr>
-        <w:t>(d) 14</w:t>
+        <w:t xml:space="preserve">(d) 34</w:t>
       </w:r>
     </w:p>
     <w:p>
-      <w:pPr>
-        <w:spacing w:after="0" w:before="40"/>
-      </w:pPr>
       <w:r>
-        <w:rPr>
-          <w:b/>
-          <w:sz w:val="22"/>
-        </w:rPr>
-        <w:t>Answer: b</w:t>
+        <w:t xml:space="preserve">Answer: b</w:t>
       </w:r>
     </w:p>
     <w:p>
-      <w:pPr>
-        <w:spacing w:after="0" w:before="0"/>
-      </w:pPr>
       <w:r>
-        <w:rPr>
-          <w:b w:val="0"/>
-          <w:sz w:val="21"/>
-        </w:rPr>
-        <w:t>Solution: Total = 5 + 4 + 6 = 15.</w:t>
+        <w:t xml:space="preserve">Solution: Each term increases by 4: 26 + 4 = 30.</w:t>
       </w:r>
     </w:p>
     <w:p>
-      <w:pPr>
-        <w:spacing w:after="0" w:before="0"/>
-      </w:pPr>
       <w:r>
-        <w:rPr>
-          <w:b w:val="0"/>
-          <w:sz w:val="20"/>
-        </w:rPr>
-        <w:t>Positive Marks: 1</w:t>
+        <w:t xml:space="preserve">Positive Marks: 1</w:t>
       </w:r>
     </w:p>
     <w:p>
-      <w:pPr>
-        <w:spacing w:after="160" w:before="0"/>
-      </w:pPr>
       <w:r>
-        <w:rPr>
-          <w:b w:val="0"/>
-          <w:sz w:val="20"/>
-        </w:rPr>
-        <w:t>Negative Marks: 0.25</w:t>
+        <w:t xml:space="preserve">Negative Marks: 0.25</w:t>
       </w:r>
     </w:p>
     <w:p>
-      <w:pPr>
-        <w:spacing w:after="20" w:before="120"/>
-      </w:pPr>
       <w:r>
-        <w:rPr>
-          <w:b/>
-          <w:sz w:val="22"/>
-        </w:rPr>
-        <w:t>Question: The United Nations Organisation (UNO) was established in which year?</w:t>
+        <w:t xml:space="preserve">Question: The area of a triangle with base 12 cm and height 8 cm is:</w:t>
       </w:r>
     </w:p>
     <w:p>
-      <w:pPr>
-        <w:spacing w:after="0" w:before="0"/>
-      </w:pPr>
       <w:r>
-        <w:rPr>
-          <w:b w:val="0"/>
-          <w:sz w:val="22"/>
-        </w:rPr>
-        <w:t>(a) 1919</w:t>
+        <w:t xml:space="preserve">(a) 48 sq cm</w:t>
       </w:r>
     </w:p>
     <w:p>
-      <w:pPr>
-        <w:spacing w:after="0" w:before="0"/>
-      </w:pPr>
       <w:r>
-        <w:rPr>
-          <w:b w:val="0"/>
-          <w:sz w:val="22"/>
-        </w:rPr>
-        <w:t>(b) 1945</w:t>
+        <w:t xml:space="preserve">(b) 96 sq cm</w:t>
       </w:r>
     </w:p>
     <w:p>
-      <w:pPr>
-        <w:spacing w:after="0" w:before="0"/>
-      </w:pPr>
       <w:r>
-        <w:rPr>
-          <w:b w:val="0"/>
-          <w:sz w:val="22"/>
-        </w:rPr>
-        <w:t>(c) 1948</w:t>
+        <w:t xml:space="preserve">(c) 40 sq cm</w:t>
       </w:r>
     </w:p>
     <w:p>
-      <w:pPr>
-        <w:spacing w:after="0" w:before="0"/>
-      </w:pPr>
       <w:r>
-        <w:rPr>
-          <w:b w:val="0"/>
-          <w:sz w:val="22"/>
-        </w:rPr>
-        <w:t>(d) 1950</w:t>
+        <w:t xml:space="preserve">(d) 24 sq cm</w:t>
       </w:r>
     </w:p>
     <w:p>
-      <w:pPr>
-        <w:spacing w:after="0" w:before="40"/>
-      </w:pPr>
       <w:r>
-        <w:rPr>
-          <w:b/>
-          <w:sz w:val="22"/>
-        </w:rPr>
-        <w:t>Answer: b</w:t>
+        <w:t xml:space="preserve">Answer: a</w:t>
       </w:r>
     </w:p>
     <w:p>
-      <w:pPr>
-        <w:spacing w:after="0" w:before="0"/>
-      </w:pPr>
       <w:r>
-        <w:rPr>
-          <w:b w:val="0"/>
-          <w:sz w:val="21"/>
-        </w:rPr>
-        <w:t>Solution: The UN was founded on 24 October 1945 after the Second World War.</w:t>
+        <w:t xml:space="preserve">Solution: Area = ½ × base × height = ½ × 12 × 8 = 48 sq cm.</w:t>
       </w:r>
     </w:p>
     <w:p>
-      <w:pPr>
-        <w:spacing w:after="0" w:before="0"/>
-      </w:pPr>
       <w:r>
-        <w:rPr>
-          <w:b w:val="0"/>
-          <w:sz w:val="20"/>
-        </w:rPr>
-        <w:t>Positive Marks: 1</w:t>
+        <w:t xml:space="preserve">Positive Marks: 1</w:t>
       </w:r>
     </w:p>
     <w:p>
-      <w:pPr>
-        <w:spacing w:after="160" w:before="0"/>
-      </w:pPr>
       <w:r>
-        <w:rPr>
-          <w:b w:val="0"/>
-          <w:sz w:val="20"/>
-        </w:rPr>
-        <w:t>Negative Marks: 0.25</w:t>
+        <w:t xml:space="preserve">Negative Marks: 0.25</w:t>
       </w:r>
     </w:p>
     <w:p>
-      <w:pPr>
-        <w:spacing w:after="20" w:before="120"/>
-      </w:pPr>
       <w:r>
-        <w:rPr>
-          <w:b/>
-          <w:sz w:val="22"/>
-        </w:rPr>
-        <w:t>Question: A man walks 5 km north, turns right and walks 3 km, then turns right again and walks 5 km. How far and in which direction is he from the starting point?</w:t>
+        <w:t xml:space="preserve"/>
       </w:r>
     </w:p>
     <w:p>
-      <w:pPr>
-        <w:spacing w:after="0" w:before="0"/>
-      </w:pPr>
       <w:r>
-        <w:rPr>
-          <w:b w:val="0"/>
-          <w:sz w:val="22"/>
-        </w:rPr>
-        <w:t>(a) 3 km east</w:t>
+        <w:t xml:space="preserve">Question: The full form of "BCC" (in email) is:</w:t>
       </w:r>
     </w:p>
     <w:p>
-      <w:pPr>
-        <w:spacing w:after="0" w:before="0"/>
-      </w:pPr>
       <w:r>
-        <w:rPr>
-          <w:b w:val="0"/>
-          <w:sz w:val="22"/>
-        </w:rPr>
-        <w:t>(b) 3 km west</w:t>
+        <w:t xml:space="preserve">(a) Blind Carbon Copy</w:t>
       </w:r>
     </w:p>
     <w:p>
-      <w:pPr>
-        <w:spacing w:after="0" w:before="0"/>
-      </w:pPr>
       <w:r>
-        <w:rPr>
-          <w:b w:val="0"/>
-          <w:sz w:val="22"/>
-        </w:rPr>
-        <w:t>(c) 5 km north</w:t>
+        <w:t xml:space="preserve">(b) Basic Carbon Copy</w:t>
       </w:r>
     </w:p>
     <w:p>
-      <w:pPr>
-        <w:spacing w:after="0" w:before="0"/>
-      </w:pPr>
       <w:r>
-        <w:rPr>
-          <w:b w:val="0"/>
-          <w:sz w:val="22"/>
-        </w:rPr>
-        <w:t>(d) 5 km south</w:t>
+        <w:t xml:space="preserve">(c) Blank Copy Center</w:t>
       </w:r>
     </w:p>
     <w:p>
-      <w:pPr>
-        <w:spacing w:after="0" w:before="40"/>
-      </w:pPr>
       <w:r>
-        <w:rPr>
-          <w:b/>
-          <w:sz w:val="22"/>
-        </w:rPr>
-        <w:t>Answer: a</w:t>
+        <w:t xml:space="preserve">(d) Blue Copy Card</w:t>
       </w:r>
     </w:p>
     <w:p>
-      <w:pPr>
-        <w:spacing w:after="0" w:before="0"/>
-      </w:pPr>
       <w:r>
-        <w:rPr>
-          <w:b w:val="0"/>
-          <w:sz w:val="21"/>
-        </w:rPr>
-        <w:t>Solution: North 5 km cancels the final south 5 km; the net displacement is 3 km east.</w:t>
+        <w:t xml:space="preserve">Answer: a</w:t>
       </w:r>
     </w:p>
     <w:p>
-      <w:pPr>
-        <w:spacing w:after="0" w:before="0"/>
-      </w:pPr>
       <w:r>
-        <w:rPr>
-          <w:b w:val="0"/>
-          <w:sz w:val="20"/>
-        </w:rPr>
-        <w:t>Positive Marks: 1</w:t>
+        <w:t xml:space="preserve">Solution: BCC (Blind Carbon Copy) sends a copy of an email to recipients without revealing their addresses to others.</w:t>
       </w:r>
     </w:p>
     <w:p>
-      <w:pPr>
-        <w:spacing w:after="160" w:before="0"/>
-      </w:pPr>
       <w:r>
-        <w:rPr>
-          <w:b w:val="0"/>
-          <w:sz w:val="20"/>
-        </w:rPr>
-        <w:t>Negative Marks: 0.25</w:t>
+        <w:t xml:space="preserve">Positive Marks: 1</w:t>
       </w:r>
     </w:p>
     <w:p>
-      <w:pPr>
-        <w:spacing w:after="20" w:before="120"/>
-      </w:pPr>
       <w:r>
-        <w:rPr>
-          <w:b/>
-          <w:sz w:val="22"/>
-        </w:rPr>
-        <w:t>Question: The price of an article is ₹800 and a discount of 20% is given. What is the sale price?</w:t>
+        <w:t xml:space="preserve">Negative Marks: 0.25</w:t>
       </w:r>
     </w:p>
     <w:p>
-      <w:pPr>
-        <w:spacing w:after="0" w:before="0"/>
-      </w:pPr>
       <w:r>
-        <w:rPr>
-          <w:b w:val="0"/>
-          <w:sz w:val="22"/>
-        </w:rPr>
-        <w:t>(a) ₹640</w:t>
+        <w:t xml:space="preserve"/>
       </w:r>
     </w:p>
     <w:p>
-      <w:pPr>
-        <w:spacing w:after="0" w:before="0"/>
-      </w:pPr>
       <w:r>
-        <w:rPr>
-          <w:b w:val="0"/>
-          <w:sz w:val="22"/>
-        </w:rPr>
-        <w:t>(b) ₹620</w:t>
+        <w:t xml:space="preserve">Question: The "Hornbill Festival" is celebrated in which state?</w:t>
       </w:r>
     </w:p>
     <w:p>
-      <w:pPr>
-        <w:spacing w:after="0" w:before="0"/>
-      </w:pPr>
       <w:r>
-        <w:rPr>
-          <w:b w:val="0"/>
-          <w:sz w:val="22"/>
-        </w:rPr>
-        <w:t>(c) ₹660</w:t>
+        <w:t xml:space="preserve">(a) Nagaland</w:t>
       </w:r>
     </w:p>
     <w:p>
-      <w:pPr>
-        <w:spacing w:after="0" w:before="0"/>
-      </w:pPr>
       <w:r>
-        <w:rPr>
-          <w:b w:val="0"/>
-          <w:sz w:val="22"/>
-        </w:rPr>
-        <w:t>(d) ₹680</w:t>
+        <w:t xml:space="preserve">(b) Assam</w:t>
       </w:r>
     </w:p>
     <w:p>
-      <w:pPr>
-        <w:spacing w:after="0" w:before="40"/>
-      </w:pPr>
       <w:r>
-        <w:rPr>
-          <w:b/>
-          <w:sz w:val="22"/>
-        </w:rPr>
-        <w:t>Answer: a</w:t>
+        <w:t xml:space="preserve">(c) Meghalaya</w:t>
       </w:r>
     </w:p>
     <w:p>
-      <w:pPr>
-        <w:spacing w:after="0" w:before="0"/>
-      </w:pPr>
       <w:r>
-        <w:rPr>
-          <w:b w:val="0"/>
-          <w:sz w:val="21"/>
-        </w:rPr>
-        <w:t>Solution: Discount = 20% of 800 = ₹160; sale price = 800 − 160 = ₹640.</w:t>
+        <w:t xml:space="preserve">(d) Manipur</w:t>
       </w:r>
     </w:p>
     <w:p>
-      <w:pPr>
-        <w:spacing w:after="0" w:before="0"/>
-      </w:pPr>
       <w:r>
-        <w:rPr>
-          <w:b w:val="0"/>
-          <w:sz w:val="20"/>
-        </w:rPr>
-        <w:t>Positive Marks: 1</w:t>
+        <w:t xml:space="preserve">Answer: a</w:t>
       </w:r>
     </w:p>
     <w:p>
-      <w:pPr>
-        <w:spacing w:after="160" w:before="0"/>
-      </w:pPr>
       <w:r>
-        <w:rPr>
-          <w:b w:val="0"/>
-          <w:sz w:val="20"/>
-        </w:rPr>
-        <w:t>Negative Marks: 0.25</w:t>
+        <w:t xml:space="preserve">Solution: The Hornbill Festival — "Festival of Festivals" — is held annually in Nagaland, showcasing Naga culture, music, and cuisine.</w:t>
       </w:r>
     </w:p>
     <w:p>
-      <w:pPr>
-        <w:spacing w:after="20" w:before="120"/>
-      </w:pPr>
       <w:r>
-        <w:rPr>
-          <w:b/>
-          <w:sz w:val="22"/>
-        </w:rPr>
-        <w:t>Question: Choose the antonym of 'TRANSPARENT':</w:t>
+        <w:t xml:space="preserve">Positive Marks: 1</w:t>
       </w:r>
     </w:p>
     <w:p>
-      <w:pPr>
-        <w:spacing w:after="0" w:before="0"/>
-      </w:pPr>
       <w:r>
-        <w:rPr>
-          <w:b w:val="0"/>
-          <w:sz w:val="22"/>
-        </w:rPr>
-        <w:t>(a) Clear</w:t>
+        <w:t xml:space="preserve">Negative Marks: 0.25</w:t>
       </w:r>
     </w:p>
     <w:p>
-      <w:pPr>
-        <w:spacing w:after="0" w:before="0"/>
-      </w:pPr>
       <w:r>
-        <w:rPr>
-          <w:b w:val="0"/>
-          <w:sz w:val="22"/>
-        </w:rPr>
-        <w:t>(b) Opaque</w:t>
+        <w:t xml:space="preserve"/>
       </w:r>
     </w:p>
     <w:p>
-      <w:pPr>
-        <w:spacing w:after="0" w:before="0"/>
-      </w:pPr>
       <w:r>
-        <w:rPr>
-          <w:b w:val="0"/>
-          <w:sz w:val="22"/>
-        </w:rPr>
-        <w:t>(c) Bright</w:t>
+        <w:t xml:space="preserve">Question: A boat goes 24 km downstream in 2 hours and returns in 3 hours. The speed of the stream is:</w:t>
       </w:r>
     </w:p>
     <w:p>
-      <w:pPr>
-        <w:spacing w:after="0" w:before="0"/>
-      </w:pPr>
       <w:r>
-        <w:rPr>
-          <w:b w:val="0"/>
-          <w:sz w:val="22"/>
-        </w:rPr>
-        <w:t>(d) Visible</w:t>
+        <w:t xml:space="preserve">(a) 1 km/h</w:t>
       </w:r>
     </w:p>
     <w:p>
-      <w:pPr>
-        <w:spacing w:after="0" w:before="40"/>
-      </w:pPr>
       <w:r>
-        <w:rPr>
-          <w:b/>
-          <w:sz w:val="22"/>
-        </w:rPr>
-        <w:t>Answer: b</w:t>
+        <w:t xml:space="preserve">(b) 2 km/h</w:t>
       </w:r>
     </w:p>
     <w:p>
-      <w:pPr>
-        <w:spacing w:after="0" w:before="0"/>
-      </w:pPr>
       <w:r>
-        <w:rPr>
-          <w:b w:val="0"/>
-          <w:sz w:val="21"/>
-        </w:rPr>
-        <w:t>Solution: Transparent (see-through) is the opposite of opaque (not see-through).</w:t>
+        <w:t xml:space="preserve">(c) 3 km/h</w:t>
       </w:r>
     </w:p>
     <w:p>
-      <w:pPr>
-        <w:spacing w:after="0" w:before="0"/>
-      </w:pPr>
       <w:r>
-        <w:rPr>
-          <w:b w:val="0"/>
-          <w:sz w:val="20"/>
-        </w:rPr>
-        <w:t>Positive Marks: 1</w:t>
+        <w:t xml:space="preserve">(d) 4 km/h</w:t>
       </w:r>
     </w:p>
     <w:p>
-      <w:pPr>
-        <w:spacing w:after="160" w:before="0"/>
-      </w:pPr>
       <w:r>
-        <w:rPr>
-          <w:b w:val="0"/>
-          <w:sz w:val="20"/>
-        </w:rPr>
-        <w:t>Negative Marks: 0.25</w:t>
+        <w:t xml:space="preserve">Answer: b</w:t>
       </w:r>
     </w:p>
     <w:p>
-      <w:pPr>
-        <w:spacing w:after="20" w:before="120"/>
-      </w:pPr>
       <w:r>
-        <w:rPr>
-          <w:b/>
-          <w:sz w:val="22"/>
-        </w:rPr>
-        <w:t>Question: Find the missing term: 3, 9, 27, 81, ?</w:t>
+        <w:t xml:space="preserve">Solution: Downstream = 12 km/h; upstream = 8 km/h. Stream speed = (12 − 8) ÷ 2 = 2 km/h.</w:t>
       </w:r>
     </w:p>
     <w:p>
-      <w:pPr>
-        <w:spacing w:after="0" w:before="0"/>
-      </w:pPr>
       <w:r>
-        <w:rPr>
-          <w:b w:val="0"/>
-          <w:sz w:val="22"/>
-        </w:rPr>
-        <w:t>(a) 243</w:t>
+        <w:t xml:space="preserve">Positive Marks: 1</w:t>
       </w:r>
     </w:p>
     <w:p>
-      <w:pPr>
-        <w:spacing w:after="0" w:before="0"/>
-      </w:pPr>
       <w:r>
-        <w:rPr>
-          <w:b w:val="0"/>
-          <w:sz w:val="22"/>
-        </w:rPr>
-        <w:t>(b) 324</w:t>
+        <w:t xml:space="preserve">Negative Marks: 0.25</w:t>
       </w:r>
     </w:p>
     <w:p>
-      <w:pPr>
-        <w:spacing w:after="0" w:before="0"/>
-      </w:pPr>
       <w:r>
-        <w:rPr>
-          <w:b w:val="0"/>
-          <w:sz w:val="22"/>
-        </w:rPr>
-        <w:t>(c) 405</w:t>
+        <w:t xml:space="preserve"/>
       </w:r>
     </w:p>
     <w:p>
-      <w:pPr>
-        <w:spacing w:after="0" w:before="0"/>
-      </w:pPr>
       <w:r>
-        <w:rPr>
-          <w:b w:val="0"/>
-          <w:sz w:val="22"/>
-        </w:rPr>
-        <w:t>(d) 162</w:t>
+        <w:t xml:space="preserve">Question: Which of the following is a cloud storage service?</w:t>
       </w:r>
     </w:p>
     <w:p>
-      <w:pPr>
-        <w:spacing w:after="0" w:before="40"/>
-      </w:pPr>
       <w:r>
-        <w:rPr>
-          <w:b/>
-          <w:sz w:val="22"/>
-        </w:rPr>
-        <w:t>Answer: a</w:t>
+        <w:t xml:space="preserve">(a) Google Drive</w:t>
       </w:r>
     </w:p>
     <w:p>
-      <w:pPr>
-        <w:spacing w:after="0" w:before="0"/>
-      </w:pPr>
       <w:r>
-        <w:rPr>
-          <w:b w:val="0"/>
-          <w:sz w:val="21"/>
-        </w:rPr>
-        <w:t>Solution: Each term is multiplied by 3: 81 × 3 = 243.</w:t>
+        <w:t xml:space="preserve">(b) MS Paint</w:t>
       </w:r>
     </w:p>
     <w:p>
-      <w:pPr>
-        <w:spacing w:after="0" w:before="0"/>
-      </w:pPr>
       <w:r>
-        <w:rPr>
-          <w:b w:val="0"/>
-          <w:sz w:val="20"/>
-        </w:rPr>
-        <w:t>Positive Marks: 1</w:t>
+        <w:t xml:space="preserve">(c) Calculator</w:t>
       </w:r>
     </w:p>
     <w:p>
-      <w:pPr>
-        <w:spacing w:after="160" w:before="0"/>
-      </w:pPr>
       <w:r>
-        <w:rPr>
-          <w:b w:val="0"/>
-          <w:sz w:val="20"/>
-        </w:rPr>
-        <w:t>Negative Marks: 0.25</w:t>
+        <w:t xml:space="preserve">(d) Notepad</w:t>
       </w:r>
     </w:p>
     <w:p>
-      <w:pPr>
-        <w:spacing w:after="20" w:before="120"/>
-      </w:pPr>
       <w:r>
-        <w:rPr>
-          <w:b/>
-          <w:sz w:val="22"/>
-        </w:rPr>
-        <w:t>Question: If the day before yesterday was Sunday, what day will be the day after tomorrow?</w:t>
+        <w:t xml:space="preserve">Answer: a</w:t>
       </w:r>
     </w:p>
     <w:p>
-      <w:pPr>
-        <w:spacing w:after="0" w:before="0"/>
-      </w:pPr>
       <w:r>
-        <w:rPr>
-          <w:b w:val="0"/>
-          <w:sz w:val="22"/>
-        </w:rPr>
-        <w:t>(a) Friday</w:t>
+        <w:t xml:space="preserve">Solution: Google Drive is a cloud storage service — files are stored online and accessible from any device. Paint, Calculator, and Notepad are local apps.</w:t>
       </w:r>
     </w:p>
     <w:p>
-      <w:pPr>
-        <w:spacing w:after="0" w:before="0"/>
-      </w:pPr>
       <w:r>
-        <w:rPr>
-          <w:b w:val="0"/>
-          <w:sz w:val="22"/>
-        </w:rPr>
-        <w:t>(b) Thursday</w:t>
+        <w:t xml:space="preserve">Positive Marks: 1</w:t>
       </w:r>
     </w:p>
     <w:p>
-      <w:pPr>
-        <w:spacing w:after="0" w:before="0"/>
-      </w:pPr>
       <w:r>
-        <w:rPr>
-          <w:b w:val="0"/>
-          <w:sz w:val="22"/>
-        </w:rPr>
-        <w:t>(c) Tuesday</w:t>
+        <w:t xml:space="preserve">Negative Marks: 0.25</w:t>
       </w:r>
     </w:p>
     <w:p>
-      <w:pPr>
-        <w:spacing w:after="0" w:before="0"/>
-      </w:pPr>
       <w:r>
-        <w:rPr>
-          <w:b w:val="0"/>
-          <w:sz w:val="22"/>
-        </w:rPr>
-        <w:t>(d) Wednesday</w:t>
+        <w:t xml:space="preserve"/>
       </w:r>
     </w:p>
     <w:p>
-      <w:pPr>
-        <w:spacing w:after="0" w:before="40"/>
-      </w:pPr>
       <w:r>
-        <w:rPr>
-          <w:b/>
-          <w:sz w:val="22"/>
-        </w:rPr>
-        <w:t>Answer: b</w:t>
+        <w:t xml:space="preserve">Question: The "Khajuraho Temples" are located in:</w:t>
       </w:r>
     </w:p>
     <w:p>
-      <w:pPr>
-        <w:spacing w:after="0" w:before="0"/>
-      </w:pPr>
       <w:r>
-        <w:rPr>
-          <w:b w:val="0"/>
-          <w:sz w:val="21"/>
-        </w:rPr>
-        <w:t>Solution: Day before yesterday Sunday → today Tuesday → day after tomorrow Thursday.</w:t>
+        <w:t xml:space="preserve">(a) Madhya Pradesh</w:t>
       </w:r>
     </w:p>
     <w:p>
-      <w:pPr>
-        <w:spacing w:after="0" w:before="0"/>
-      </w:pPr>
       <w:r>
-        <w:rPr>
-          <w:b w:val="0"/>
-          <w:sz w:val="20"/>
-        </w:rPr>
-        <w:t>Positive Marks: 1</w:t>
+        <w:t xml:space="preserve">(b) Uttar Pradesh</w:t>
       </w:r>
     </w:p>
     <w:p>
-      <w:pPr>
-        <w:spacing w:after="160" w:before="0"/>
-      </w:pPr>
       <w:r>
-        <w:rPr>
-          <w:b w:val="0"/>
-          <w:sz w:val="20"/>
-        </w:rPr>
-        <w:t>Negative Marks: 0.25</w:t>
+        <w:t xml:space="preserve">(c) Rajasthan</w:t>
       </w:r>
     </w:p>
     <w:p>
-      <w:pPr>
-        <w:spacing w:after="20" w:before="120"/>
-      </w:pPr>
       <w:r>
-        <w:rPr>
-          <w:b/>
-          <w:sz w:val="22"/>
-        </w:rPr>
-        <w:t>Question: Covid 19 is an example of?</w:t>
+        <w:t xml:space="preserve">(d) Gujarat</w:t>
       </w:r>
     </w:p>
     <w:p>
-      <w:pPr>
-        <w:spacing w:after="0" w:before="0"/>
-      </w:pPr>
       <w:r>
-        <w:rPr>
-          <w:b w:val="0"/>
-          <w:sz w:val="22"/>
-        </w:rPr>
-        <w:t>(a) Pandemic</w:t>
+        <w:t xml:space="preserve">Answer: a</w:t>
       </w:r>
     </w:p>
     <w:p>
-      <w:pPr>
-        <w:spacing w:after="0" w:before="0"/>
-      </w:pPr>
       <w:r>
-        <w:rPr>
-          <w:b w:val="0"/>
-          <w:sz w:val="22"/>
-        </w:rPr>
-        <w:t>(b) Endemic</w:t>
+        <w:t xml:space="preserve">Solution: The Khajuraho group of temples — UNESCO World Heritage Site — is located in Madhya Pradesh, famous for its intricate erotic sculptures.</w:t>
       </w:r>
     </w:p>
     <w:p>
-      <w:pPr>
-        <w:spacing w:after="0" w:before="0"/>
-      </w:pPr>
       <w:r>
-        <w:rPr>
-          <w:b w:val="0"/>
-          <w:sz w:val="22"/>
-        </w:rPr>
-        <w:t>(c) Epidemic</w:t>
+        <w:t xml:space="preserve">Positive Marks: 1</w:t>
       </w:r>
     </w:p>
     <w:p>
-      <w:pPr>
-        <w:spacing w:after="0" w:before="0"/>
-      </w:pPr>
       <w:r>
-        <w:rPr>
-          <w:b w:val="0"/>
-          <w:sz w:val="22"/>
-        </w:rPr>
-        <w:t>(d) Sporadic</w:t>
+        <w:t xml:space="preserve">Negative Marks: 0.25</w:t>
       </w:r>
     </w:p>
     <w:p>
-      <w:pPr>
-        <w:spacing w:after="0" w:before="40"/>
-      </w:pPr>
       <w:r>
-        <w:rPr>
-          <w:b/>
-          <w:sz w:val="22"/>
-        </w:rPr>
-        <w:t>Answer: a</w:t>
+        <w:t xml:space="preserve"/>
       </w:r>
     </w:p>
     <w:p>
-      <w:pPr>
-        <w:spacing w:after="0" w:before="0"/>
-      </w:pPr>
       <w:r>
-        <w:rPr>
-          <w:b w:val="0"/>
-          <w:sz w:val="21"/>
-        </w:rPr>
-        <w:t>Solution: COVID-19 is an example of a pandemic (option A). A pandemic refers to the worldwide spread of a new disease affecting a large number of people. COVID-19, caused by the novel coronavirus SARS-CoV-2, has been declared a pandemic by the World Health Organization (WHO). Fluid &amp; electrolyte imbalance epidemic endemic Pandemic</w:t>
+        <w:t xml:space="preserve">Question: If 12% of a number is 36, the number is:</w:t>
       </w:r>
     </w:p>
     <w:p>
-      <w:pPr>
-        <w:spacing w:after="0" w:before="0"/>
-      </w:pPr>
       <w:r>
-        <w:rPr>
-          <w:b w:val="0"/>
-          <w:sz w:val="20"/>
-        </w:rPr>
-        <w:t>Positive Marks: 1</w:t>
+        <w:t xml:space="preserve">(a) 200</w:t>
       </w:r>
     </w:p>
     <w:p>
-      <w:pPr>
-        <w:spacing w:after="160" w:before="0"/>
-      </w:pPr>
       <w:r>
-        <w:rPr>
-          <w:b w:val="0"/>
-          <w:sz w:val="20"/>
-        </w:rPr>
-        <w:t>Negative Marks: 0.25</w:t>
+        <w:t xml:space="preserve">(b) 250</w:t>
       </w:r>
     </w:p>
     <w:p>
-      <w:pPr>
-        <w:spacing w:after="20" w:before="120"/>
-      </w:pPr>
       <w:r>
-        <w:rPr>
-          <w:b/>
-          <w:sz w:val="22"/>
-        </w:rPr>
-        <w:t>Question: A man's age is twice his son's age. Five years ago he was three times his son's age. What is the son's current age?</w:t>
+        <w:t xml:space="preserve">(c) 300</w:t>
       </w:r>
     </w:p>
     <w:p>
-      <w:pPr>
-        <w:spacing w:after="0" w:before="0"/>
-      </w:pPr>
       <w:r>
-        <w:rPr>
-          <w:b w:val="0"/>
-          <w:sz w:val="22"/>
-        </w:rPr>
-        <w:t>(a) 12 years</w:t>
+        <w:t xml:space="preserve">(d) 400</w:t>
       </w:r>
     </w:p>
     <w:p>
-      <w:pPr>
-        <w:spacing w:after="0" w:before="0"/>
-      </w:pPr>
       <w:r>
-        <w:rPr>
-          <w:b w:val="0"/>
-          <w:sz w:val="22"/>
-        </w:rPr>
-        <w:t>(b) 15 years</w:t>
+        <w:t xml:space="preserve">Answer: c</w:t>
       </w:r>
     </w:p>
     <w:p>
-      <w:pPr>
-        <w:spacing w:after="0" w:before="0"/>
-      </w:pPr>
       <w:r>
-        <w:rPr>
-          <w:b w:val="0"/>
-          <w:sz w:val="22"/>
-        </w:rPr>
-        <w:t>(c) 8 years</w:t>
+        <w:t xml:space="preserve">Solution: 0.12x = 36 → x = 36 ÷ 0.12 = 300.</w:t>
       </w:r>
     </w:p>
     <w:p>
-      <w:pPr>
-        <w:spacing w:after="0" w:before="0"/>
-      </w:pPr>
       <w:r>
-        <w:rPr>
-          <w:b w:val="0"/>
-          <w:sz w:val="22"/>
-        </w:rPr>
-        <w:t>(d) 10 years</w:t>
+        <w:t xml:space="preserve">Positive Marks: 1</w:t>
       </w:r>
     </w:p>
     <w:p>
-      <w:pPr>
-        <w:spacing w:after="0" w:before="40"/>
-      </w:pPr>
       <w:r>
-        <w:rPr>
-          <w:b/>
-          <w:sz w:val="22"/>
-        </w:rPr>
-        <w:t>Answer: d</w:t>
+        <w:t xml:space="preserve">Negative Marks: 0.25</w:t>
       </w:r>
     </w:p>
     <w:p>
-      <w:pPr>
-        <w:spacing w:after="0" w:before="0"/>
-      </w:pPr>
       <w:r>
-        <w:rPr>
-          <w:b w:val="0"/>
-          <w:sz w:val="21"/>
-        </w:rPr>
-        <w:t>Solution: Let son = x, father = 2x. Five years ago: 2x − 5 = 3(x − 5) → x = 10.</w:t>
+        <w:t xml:space="preserve"/>
       </w:r>
     </w:p>
     <w:p>
-      <w:pPr>
-        <w:spacing w:after="0" w:before="0"/>
-      </w:pPr>
       <w:r>
-        <w:rPr>
-          <w:b w:val="0"/>
-          <w:sz w:val="20"/>
-        </w:rPr>
-        <w:t>Positive Marks: 1</w:t>
+        <w:t xml:space="preserve">Question: The "Control Panel" in Windows is used to:</w:t>
       </w:r>
     </w:p>
     <w:p>
-      <w:pPr>
-        <w:spacing w:after="160" w:before="0"/>
-      </w:pPr>
       <w:r>
-        <w:rPr>
-          <w:b w:val="0"/>
-          <w:sz w:val="20"/>
-        </w:rPr>
-        <w:t>Negative Marks: 0.25</w:t>
+        <w:t xml:space="preserve">(a) Change system settings</w:t>
       </w:r>
     </w:p>
     <w:p>
-      <w:pPr>
-        <w:spacing w:after="20" w:before="120"/>
-      </w:pPr>
       <w:r>
-        <w:rPr>
-          <w:b/>
-          <w:sz w:val="22"/>
-        </w:rPr>
-        <w:t>Question: Find the next term in the series: A, B, D, G, K, ?</w:t>
+        <w:t xml:space="preserve">(b) Browse the internet</w:t>
       </w:r>
     </w:p>
     <w:p>
-      <w:pPr>
-        <w:spacing w:after="0" w:before="0"/>
-      </w:pPr>
       <w:r>
-        <w:rPr>
-          <w:b w:val="0"/>
-          <w:sz w:val="22"/>
-        </w:rPr>
-        <w:t>(a) N</w:t>
+        <w:t xml:space="preserve">(c) Print documents</w:t>
       </w:r>
     </w:p>
     <w:p>
-      <w:pPr>
-        <w:spacing w:after="0" w:before="0"/>
-      </w:pPr>
       <w:r>
-        <w:rPr>
-          <w:b w:val="0"/>
-          <w:sz w:val="22"/>
-        </w:rPr>
-        <w:t>(b) Q</w:t>
+        <w:t xml:space="preserve">(d) Play music</w:t>
       </w:r>
     </w:p>
     <w:p>
-      <w:pPr>
-        <w:spacing w:after="0" w:before="0"/>
-      </w:pPr>
       <w:r>
-        <w:rPr>
-          <w:b w:val="0"/>
-          <w:sz w:val="22"/>
-        </w:rPr>
-        <w:t>(c) O</w:t>
+        <w:t xml:space="preserve">Answer: a</w:t>
       </w:r>
     </w:p>
     <w:p>
-      <w:pPr>
-        <w:spacing w:after="0" w:before="0"/>
-      </w:pPr>
       <w:r>
-        <w:rPr>
-          <w:b w:val="0"/>
-          <w:sz w:val="22"/>
-        </w:rPr>
-        <w:t>(d) P</w:t>
+        <w:t xml:space="preserve">Solution: The Control Panel (and Settings) is used to configure system settings — display, network, programs, and devices.</w:t>
       </w:r>
     </w:p>
     <w:p>
-      <w:pPr>
-        <w:spacing w:after="0" w:before="40"/>
-      </w:pPr>
       <w:r>
-        <w:rPr>
-          <w:b/>
-          <w:sz w:val="22"/>
-        </w:rPr>
-        <w:t>Answer: d</w:t>
+        <w:t xml:space="preserve">Positive Marks: 1</w:t>
       </w:r>
     </w:p>
     <w:p>
-      <w:pPr>
-        <w:spacing w:after="0" w:before="0"/>
-      </w:pPr>
       <w:r>
-        <w:rPr>
-          <w:b w:val="0"/>
-          <w:sz w:val="21"/>
-        </w:rPr>
-        <w:t>Solution: Advances are +1, +2, +3, +4, +5: K + 5 = P.</w:t>
+        <w:t xml:space="preserve">Negative Marks: 0.25</w:t>
       </w:r>
     </w:p>
     <w:p>
-      <w:pPr>
-        <w:spacing w:after="0" w:before="0"/>
-      </w:pPr>
       <w:r>
-        <w:rPr>
-          <w:b w:val="0"/>
-          <w:sz w:val="20"/>
-        </w:rPr>
-        <w:t>Positive Marks: 1</w:t>
+        <w:t xml:space="preserve"/>
       </w:r>
     </w:p>
     <w:p>
-      <w:pPr>
-        <w:spacing w:after="160" w:before="0"/>
-      </w:pPr>
       <w:r>
-        <w:rPr>
-          <w:b w:val="0"/>
-          <w:sz w:val="20"/>
-        </w:rPr>
-        <w:t>Negative Marks: 0.25</w:t>
+        <w:t xml:space="preserve">Question: The "Rann of Kutch" is primarily a:</w:t>
+      </w:r>
+    </w:p>
+    <w:p>
+      <w:r>
+        <w:t xml:space="preserve">(a) Salt marsh (desert)</w:t>
+      </w:r>
+    </w:p>
+    <w:p>
+      <w:r>
+        <w:t xml:space="preserve">(b) Forest</w:t>
+      </w:r>
+    </w:p>
+    <w:p>
+      <w:r>
+        <w:t xml:space="preserve">(c) Mountain range</w:t>
+      </w:r>
+    </w:p>
+    <w:p>
+      <w:r>
+        <w:t xml:space="preserve">(d) River delta</w:t>
+      </w:r>
+    </w:p>
+    <w:p>
+      <w:r>
+        <w:t xml:space="preserve">Answer: a</w:t>
+      </w:r>
+    </w:p>
+    <w:p>
+      <w:r>
+        <w:t xml:space="preserve">Solution: The Rann of Kutch in Gujarat is a vast salt marsh — the Great Rann is famous for the white salt desert and the Rann Utsav.</w:t>
+      </w:r>
+    </w:p>
+    <w:p>
+      <w:r>
+        <w:t xml:space="preserve">Positive Marks: 1</w:t>
+      </w:r>
+    </w:p>
+    <w:p>
+      <w:r>
+        <w:t xml:space="preserve">Negative Marks: 0.25</w:t>
+      </w:r>
+    </w:p>
+    <w:p>
+      <w:r>
+        <w:t xml:space="preserve"/>
+      </w:r>
+    </w:p>
+    <w:p>
+      <w:r>
+        <w:t xml:space="preserve">Question: If 4x + 7 = 31, then x equals:</w:t>
+      </w:r>
+    </w:p>
+    <w:p>
+      <w:r>
+        <w:t xml:space="preserve">(a) 4</w:t>
+      </w:r>
+    </w:p>
+    <w:p>
+      <w:r>
+        <w:t xml:space="preserve">(b) 5</w:t>
+      </w:r>
+    </w:p>
+    <w:p>
+      <w:r>
+        <w:t xml:space="preserve">(c) 6</w:t>
+      </w:r>
+    </w:p>
+    <w:p>
+      <w:r>
+        <w:t xml:space="preserve">(d) 7</w:t>
+      </w:r>
+    </w:p>
+    <w:p>
+      <w:r>
+        <w:t xml:space="preserve">Answer: c</w:t>
+      </w:r>
+    </w:p>
+    <w:p>
+      <w:r>
+        <w:t xml:space="preserve">Solution: 4x + 7 = 31 → 4x = 24 → x = 6.</w:t>
+      </w:r>
+    </w:p>
+    <w:p>
+      <w:r>
+        <w:t xml:space="preserve">Positive Marks: 1</w:t>
+      </w:r>
+    </w:p>
+    <w:p>
+      <w:r>
+        <w:t xml:space="preserve">Negative Marks: 0.25</w:t>
       </w:r>
     </w:p>
     <w:sectPr>
       <w:pgSz w:w="12240" w:h="15840"/>
-      <w:pgMar w:top="864" w:right="1008" w:bottom="864" w:left="1008" w:header="720" w:footer="720" w:gutter="0"/>
+      <w:pgMar w:top="1440" w:right="1800" w:bottom="1440" w:left="1800" w:header="720" w:footer="720" w:gutter="0"/>
       <w:cols w:space="720"/>
       <w:docGrid w:linePitch="360"/>
     </w:sectPr>
@@ -2535,10 +1365,6 @@
     <w:name w:val="Normal"/>
     <w:qFormat/>
     <w:rsid w:val="00FC693F"/>
-    <w:rPr>
-      <w:rFonts w:ascii="Calibri" w:hAnsi="Calibri"/>
-      <w:sz w:val="22"/>
-    </w:rPr>
   </w:style>
   <w:style w:type="paragraph" w:styleId="Header">
     <w:name w:val="header"/>
